--- a/Ausgabe/Klasse_8/01_Objektorientierte_Modellierung/05_Praesentationen.docx
+++ b/Ausgabe/Klasse_8/01_Objektorientierte_Modellierung/05_Praesentationen.docx
@@ -332,7 +332,7 @@
       <w:rPr>
         <w:sz w:val="16"/>
       </w:rPr>
-      <w:t>Unterrichtsmaterial Oberschule Sachsen · Version v0.4.0-319-gc4b6538-dirty · Build 16.08.2026</w:t>
+      <w:t>Unterrichtsmaterial Oberschule Sachsen · Version v0.4.0-322-g516fad1-dirty · Build 17.08.2026</w:t>
     </w:r>
   </w:p>
 </w:ftr>

--- a/Ausgabe/Klasse_8/01_Objektorientierte_Modellierung/05_Praesentationen.docx
+++ b/Ausgabe/Klasse_8/01_Objektorientierte_Modellierung/05_Praesentationen.docx
@@ -332,7 +332,7 @@
       <w:rPr>
         <w:sz w:val="16"/>
       </w:rPr>
-      <w:t>Unterrichtsmaterial Oberschule Sachsen · Version v0.4.0-322-g516fad1-dirty · Build 17.08.2026</w:t>
+      <w:t>Unterrichtsmaterial Oberschule Sachsen · Version v0.4.0-327-g8416f81-dirty · Build 17.08.2026</w:t>
     </w:r>
   </w:p>
 </w:ftr>

--- a/Ausgabe/Klasse_8/01_Objektorientierte_Modellierung/05_Praesentationen.docx
+++ b/Ausgabe/Klasse_8/01_Objektorientierte_Modellierung/05_Praesentationen.docx
@@ -332,7 +332,7 @@
       <w:rPr>
         <w:sz w:val="16"/>
       </w:rPr>
-      <w:t>Unterrichtsmaterial Oberschule Sachsen · Version v0.4.0-327-g8416f81-dirty · Build 17.08.2026</w:t>
+      <w:t>Unterrichtsmaterial Oberschule Sachsen · Version v0.4.0-333-gbccbada-dirty · Build 17.08.2026</w:t>
     </w:r>
   </w:p>
 </w:ftr>

--- a/Ausgabe/Klasse_8/01_Objektorientierte_Modellierung/05_Praesentationen.docx
+++ b/Ausgabe/Klasse_8/01_Objektorientierte_Modellierung/05_Praesentationen.docx
@@ -332,7 +332,7 @@
       <w:rPr>
         <w:sz w:val="16"/>
       </w:rPr>
-      <w:t>Unterrichtsmaterial Oberschule Sachsen · Version v0.4.0-333-gbccbada-dirty · Build 17.08.2026</w:t>
+      <w:t>Unterrichtsmaterial Oberschule Sachsen · Version v0.4.0-341-g0b15cca-dirty · Build 17.08.2026</w:t>
     </w:r>
   </w:p>
 </w:ftr>

--- a/Ausgabe/Klasse_8/01_Objektorientierte_Modellierung/05_Praesentationen.docx
+++ b/Ausgabe/Klasse_8/01_Objektorientierte_Modellierung/05_Praesentationen.docx
@@ -332,7 +332,7 @@
       <w:rPr>
         <w:sz w:val="16"/>
       </w:rPr>
-      <w:t>Unterrichtsmaterial Oberschule Sachsen · Version v0.4.0-341-g0b15cca-dirty · Build 17.08.2026</w:t>
+      <w:t>Unterrichtsmaterial Oberschule Sachsen · Version v0.4.0-356-g3db0967-dirty · Build 17.08.2026</w:t>
     </w:r>
   </w:p>
 </w:ftr>

--- a/Ausgabe/Klasse_8/01_Objektorientierte_Modellierung/05_Praesentationen.docx
+++ b/Ausgabe/Klasse_8/01_Objektorientierte_Modellierung/05_Praesentationen.docx
@@ -332,7 +332,7 @@
       <w:rPr>
         <w:sz w:val="16"/>
       </w:rPr>
-      <w:t>Unterrichtsmaterial Oberschule Sachsen · Version v0.4.0-356-g3db0967-dirty · Build 17.08.2026</w:t>
+      <w:t>Unterrichtsmaterial Oberschule Sachsen · Version v0.4.0-376-gf442749-dirty · Build 17.08.2026</w:t>
     </w:r>
   </w:p>
 </w:ftr>

--- a/Ausgabe/Klasse_8/01_Objektorientierte_Modellierung/05_Praesentationen.docx
+++ b/Ausgabe/Klasse_8/01_Objektorientierte_Modellierung/05_Praesentationen.docx
@@ -332,7 +332,7 @@
       <w:rPr>
         <w:sz w:val="16"/>
       </w:rPr>
-      <w:t>Unterrichtsmaterial Oberschule Sachsen · Version v0.4.0-356-g3db0967-dirty · Build 17.08.2026</w:t>
+      <w:t>Unterrichtsmaterial Oberschule Sachsen · Version v0.4.0-376-g6ba679b-dirty · Build 17.08.2026</w:t>
     </w:r>
   </w:p>
 </w:ftr>

--- a/Ausgabe/Klasse_8/01_Objektorientierte_Modellierung/05_Praesentationen.docx
+++ b/Ausgabe/Klasse_8/01_Objektorientierte_Modellierung/05_Praesentationen.docx
@@ -332,7 +332,7 @@
       <w:rPr>
         <w:sz w:val="16"/>
       </w:rPr>
-      <w:t>Unterrichtsmaterial Oberschule Sachsen · Version v0.4.0-356-g3db0967-dirty · Build 17.08.2026</w:t>
+      <w:t>Unterrichtsmaterial Oberschule Sachsen · Version v0.4.0-378-g61c0f2a-dirty · Build 17.08.2026</w:t>
     </w:r>
   </w:p>
 </w:ftr>

--- a/Ausgabe/Klasse_8/01_Objektorientierte_Modellierung/05_Praesentationen.docx
+++ b/Ausgabe/Klasse_8/01_Objektorientierte_Modellierung/05_Praesentationen.docx
@@ -332,7 +332,7 @@
       <w:rPr>
         <w:sz w:val="16"/>
       </w:rPr>
-      <w:t>Unterrichtsmaterial Oberschule Sachsen · Version v0.4.0-356-g3db0967-dirty · Build 17.08.2026</w:t>
+      <w:t>Unterrichtsmaterial Oberschule Sachsen · Version v0.4.0-367-gb55ec7c-dirty · Build 17.08.2026</w:t>
     </w:r>
   </w:p>
 </w:ftr>

--- a/Ausgabe/Klasse_8/01_Objektorientierte_Modellierung/05_Praesentationen.docx
+++ b/Ausgabe/Klasse_8/01_Objektorientierte_Modellierung/05_Praesentationen.docx
@@ -332,7 +332,7 @@
       <w:rPr>
         <w:sz w:val="16"/>
       </w:rPr>
-      <w:t>Unterrichtsmaterial Oberschule Sachsen · Version v0.4.0-376-gf442749-dirty · Build 17.08.2026</w:t>
+      <w:t>Unterrichtsmaterial Oberschule Sachsen · Version v0.4.0-410-g8744ce6-dirty · Build 17.08.2026</w:t>
     </w:r>
   </w:p>
 </w:ftr>

--- a/Ausgabe/Klasse_8/01_Objektorientierte_Modellierung/05_Praesentationen.docx
+++ b/Ausgabe/Klasse_8/01_Objektorientierte_Modellierung/05_Praesentationen.docx
@@ -58,13 +58,21 @@
         <w:t xml:space="preserve">Präsentation – Objekte, Klassen, Attribute, Methoden</w:t>
       </w:r>
     </w:p>
-    <w:bookmarkStart w:id="20" w:name="folie-1"/>
     <w:p>
       <w:pPr>
+        <w:pStyle w:val="BlockText"/>
+      </w:pPr>
+      <w:r>
+        <w:t xml:space="preserve">Die Präsentation beginnt bewusst voraussetzungsfrei. Kenntnisse aus Klasse 7 werden nicht vorausgesetzt.</w:t>
+      </w:r>
+    </w:p>
+    <w:bookmarkStart w:id="20" w:name="folie-1-leitfrage"/>
+    <w:p>
+      <w:pPr>
         <w:pStyle w:val="Heading2"/>
       </w:pPr>
       <w:r>
-        <w:t xml:space="preserve">Folie 1</w:t>
+        <w:t xml:space="preserve">Folie 1 – Leitfrage</w:t>
       </w:r>
     </w:p>
     <w:p>
@@ -72,151 +80,292 @@
         <w:pStyle w:val="FirstParagraph"/>
       </w:pPr>
       <w:r>
-        <w:t xml:space="preserve">Leitfrage: Wie kann man viele ähnliche Dinge in Programmen beschreiben?</w:t>
+        <w:t xml:space="preserve">Wie kann ein Computer ähnliche Dinge eindeutig beschreiben?</w:t>
       </w:r>
     </w:p>
     <w:bookmarkEnd w:id="20"/>
-    <w:bookmarkStart w:id="21" w:name="folie-2"/>
+    <w:bookmarkStart w:id="21" w:name="folie-2-ein-konkretes-ding-das-objekt"/>
     <w:p>
       <w:pPr>
         <w:pStyle w:val="Heading2"/>
       </w:pPr>
       <w:r>
-        <w:t xml:space="preserve">Folie 2</w:t>
+        <w:t xml:space="preserve">Folie 2 – Ein konkretes Ding: das Objekt</w:t>
       </w:r>
     </w:p>
     <w:p>
       <w:pPr>
-        <w:pStyle w:val="FirstParagraph"/>
+        <w:numPr>
+          <w:ilvl w:val="0"/>
+          <w:numId w:val="1001"/>
+        </w:numPr>
+        <w:pStyle w:val="Compact"/>
       </w:pPr>
       <w:r>
-        <w:t xml:space="preserve">Rückblick Klasse 7: Objekt – Attribut – Wert.</w:t>
+        <w:t xml:space="preserve">Objekt = etwas Konkretes, das einzeln betrachtet wird</w:t>
+      </w:r>
+    </w:p>
+    <w:p>
+      <w:pPr>
+        <w:numPr>
+          <w:ilvl w:val="0"/>
+          <w:numId w:val="1001"/>
+        </w:numPr>
+        <w:pStyle w:val="Compact"/>
+      </w:pPr>
+      <w:r>
+        <w:t xml:space="preserve">Beispiele: dieses Fahrrad, diese Lampe, dieses Smartphone</w:t>
       </w:r>
     </w:p>
     <w:bookmarkEnd w:id="21"/>
-    <w:bookmarkStart w:id="22" w:name="folie-3"/>
+    <w:bookmarkStart w:id="22" w:name="folie-3-eigenschaften-werden-attribute"/>
     <w:p>
       <w:pPr>
         <w:pStyle w:val="Heading2"/>
       </w:pPr>
       <w:r>
-        <w:t xml:space="preserve">Folie 3</w:t>
+        <w:t xml:space="preserve">Folie 3 – Eigenschaften werden Attribute</w:t>
       </w:r>
     </w:p>
     <w:p>
       <w:pPr>
-        <w:pStyle w:val="FirstParagraph"/>
+        <w:numPr>
+          <w:ilvl w:val="0"/>
+          <w:numId w:val="1002"/>
+        </w:numPr>
+        <w:pStyle w:val="Compact"/>
       </w:pPr>
       <w:r>
-        <w:t xml:space="preserve">Konkretes Objekt vs. gemeinsame Klasse.</w:t>
+        <w:t xml:space="preserve">Attribut = benannte Eigenschaft</w:t>
+      </w:r>
+    </w:p>
+    <w:p>
+      <w:pPr>
+        <w:numPr>
+          <w:ilvl w:val="0"/>
+          <w:numId w:val="1002"/>
+        </w:numPr>
+        <w:pStyle w:val="Compact"/>
+      </w:pPr>
+      <w:r>
+        <w:t xml:space="preserve">Attributwert = aktueller Wert</w:t>
+      </w:r>
+    </w:p>
+    <w:p>
+      <w:pPr>
+        <w:numPr>
+          <w:ilvl w:val="0"/>
+          <w:numId w:val="1002"/>
+        </w:numPr>
+        <w:pStyle w:val="Compact"/>
+      </w:pPr>
+      <w:r>
+        <w:t xml:space="preserve">Beispiel:</w:t>
+      </w:r>
+      <w:r>
+        <w:t xml:space="preserve"> </w:t>
+      </w:r>
+      <w:r>
+        <w:rPr>
+          <w:rStyle w:val="VerbatimChar"/>
+        </w:rPr>
+        <w:t xml:space="preserve">farbe = rot</w:t>
+      </w:r>
+      <w:r>
+        <w:t xml:space="preserve">,</w:t>
+      </w:r>
+      <w:r>
+        <w:t xml:space="preserve"> </w:t>
+      </w:r>
+      <w:r>
+        <w:rPr>
+          <w:rStyle w:val="VerbatimChar"/>
+        </w:rPr>
+        <w:t xml:space="preserve">gaenge = 7</w:t>
       </w:r>
     </w:p>
     <w:bookmarkEnd w:id="22"/>
-    <w:bookmarkStart w:id="23" w:name="folie-4"/>
+    <w:bookmarkStart w:id="23" w:name="folie-4-mehrere-ähnliche-objekte"/>
     <w:p>
       <w:pPr>
         <w:pStyle w:val="Heading2"/>
       </w:pPr>
       <w:r>
-        <w:t xml:space="preserve">Folie 4</w:t>
+        <w:t xml:space="preserve">Folie 4 – Mehrere ähnliche Objekte</w:t>
       </w:r>
     </w:p>
     <w:p>
       <w:pPr>
-        <w:pStyle w:val="FirstParagraph"/>
+        <w:numPr>
+          <w:ilvl w:val="0"/>
+          <w:numId w:val="1003"/>
+        </w:numPr>
+        <w:pStyle w:val="Compact"/>
       </w:pPr>
       <w:r>
-        <w:t xml:space="preserve">Beispiel Fahrrad mit Attributen.</w:t>
+        <w:t xml:space="preserve">gleiche Arten von Attributen</w:t>
+      </w:r>
+    </w:p>
+    <w:p>
+      <w:pPr>
+        <w:numPr>
+          <w:ilvl w:val="0"/>
+          <w:numId w:val="1003"/>
+        </w:numPr>
+        <w:pStyle w:val="Compact"/>
+      </w:pPr>
+      <w:r>
+        <w:t xml:space="preserve">unterschiedliche Attributwerte</w:t>
+      </w:r>
+    </w:p>
+    <w:p>
+      <w:pPr>
+        <w:numPr>
+          <w:ilvl w:val="0"/>
+          <w:numId w:val="1003"/>
+        </w:numPr>
+        <w:pStyle w:val="Compact"/>
+      </w:pPr>
+      <w:r>
+        <w:t xml:space="preserve">gemeinsame Beschreibung erkennen</w:t>
       </w:r>
     </w:p>
     <w:bookmarkEnd w:id="23"/>
-    <w:bookmarkStart w:id="24" w:name="folie-5"/>
+    <w:bookmarkStart w:id="24" w:name="folie-5-die-klasse-als-bauplan"/>
     <w:p>
       <w:pPr>
         <w:pStyle w:val="Heading2"/>
       </w:pPr>
       <w:r>
-        <w:t xml:space="preserve">Folie 5</w:t>
+        <w:t xml:space="preserve">Folie 5 – Die Klasse als Bauplan</w:t>
       </w:r>
     </w:p>
     <w:p>
       <w:pPr>
-        <w:pStyle w:val="FirstParagraph"/>
+        <w:numPr>
+          <w:ilvl w:val="0"/>
+          <w:numId w:val="1004"/>
+        </w:numPr>
+        <w:pStyle w:val="Compact"/>
       </w:pPr>
       <w:r>
-        <w:t xml:space="preserve">Mehrere Fahrradobjekte, gleiche Attribute – unterschiedliche Werte.</w:t>
+        <w:t xml:space="preserve">Klasse beschreibt gleichartige Objekte</w:t>
+      </w:r>
+    </w:p>
+    <w:p>
+      <w:pPr>
+        <w:numPr>
+          <w:ilvl w:val="0"/>
+          <w:numId w:val="1004"/>
+        </w:numPr>
+        <w:pStyle w:val="Compact"/>
+      </w:pPr>
+      <w:r>
+        <w:t xml:space="preserve">legt typische Attribute und mögliche Methoden fest</w:t>
+      </w:r>
+    </w:p>
+    <w:p>
+      <w:pPr>
+        <w:numPr>
+          <w:ilvl w:val="0"/>
+          <w:numId w:val="1004"/>
+        </w:numPr>
+        <w:pStyle w:val="Compact"/>
+      </w:pPr>
+      <w:r>
+        <w:t xml:space="preserve">konkrete Objekte sind Ausprägungen einer Klasse</w:t>
       </w:r>
     </w:p>
     <w:bookmarkEnd w:id="24"/>
-    <w:bookmarkStart w:id="25" w:name="folie-6"/>
+    <w:bookmarkStart w:id="25" w:name="folie-6-zustand-eines-objekts"/>
     <w:p>
       <w:pPr>
         <w:pStyle w:val="Heading2"/>
       </w:pPr>
       <w:r>
-        <w:t xml:space="preserve">Folie 6</w:t>
+        <w:t xml:space="preserve">Folie 6 – Zustand eines Objekts</w:t>
       </w:r>
     </w:p>
     <w:p>
       <w:pPr>
-        <w:pStyle w:val="FirstParagraph"/>
+        <w:numPr>
+          <w:ilvl w:val="0"/>
+          <w:numId w:val="1005"/>
+        </w:numPr>
+        <w:pStyle w:val="Compact"/>
       </w:pPr>
       <w:r>
-        <w:t xml:space="preserve">Klasse als gemeinsame Beschreibung.</w:t>
+        <w:t xml:space="preserve">Zustand = aktuelle Attributwerte</w:t>
+      </w:r>
+    </w:p>
+    <w:p>
+      <w:pPr>
+        <w:numPr>
+          <w:ilvl w:val="0"/>
+          <w:numId w:val="1005"/>
+        </w:numPr>
+        <w:pStyle w:val="Compact"/>
+      </w:pPr>
+      <w:r>
+        <w:t xml:space="preserve">Zustände können sich verändern</w:t>
+      </w:r>
+    </w:p>
+    <w:p>
+      <w:pPr>
+        <w:numPr>
+          <w:ilvl w:val="0"/>
+          <w:numId w:val="1005"/>
+        </w:numPr>
+        <w:pStyle w:val="Compact"/>
+      </w:pPr>
+      <w:r>
+        <w:t xml:space="preserve">Klasse bleibt dabei gleich</w:t>
       </w:r>
     </w:p>
     <w:bookmarkEnd w:id="25"/>
-    <w:bookmarkStart w:id="26" w:name="folie-7"/>
+    <w:bookmarkStart w:id="26" w:name="folie-7-methoden-was-kann-ein-objekt-tun"/>
     <w:p>
       <w:pPr>
         <w:pStyle w:val="Heading2"/>
       </w:pPr>
       <w:r>
-        <w:t xml:space="preserve">Folie 7</w:t>
+        <w:t xml:space="preserve">Folie 7 – Methoden: Was kann ein Objekt tun?</w:t>
       </w:r>
     </w:p>
     <w:p>
       <w:pPr>
-        <w:pStyle w:val="FirstParagraph"/>
+        <w:numPr>
+          <w:ilvl w:val="0"/>
+          <w:numId w:val="1006"/>
+        </w:numPr>
+        <w:pStyle w:val="Compact"/>
       </w:pPr>
       <w:r>
-        <w:t xml:space="preserve">Zustand = aktuelle Attributwerte.</w:t>
-      </w:r>
-    </w:p>
-    <w:bookmarkEnd w:id="26"/>
-    <w:bookmarkStart w:id="27" w:name="folie-8"/>
-    <w:p>
-      <w:pPr>
-        <w:pStyle w:val="Heading2"/>
-      </w:pPr>
-      <w:r>
-        <w:t xml:space="preserve">Folie 8</w:t>
+        <w:t xml:space="preserve">Methoden beschreiben Verhalten/Aktionen</w:t>
       </w:r>
     </w:p>
     <w:p>
       <w:pPr>
-        <w:pStyle w:val="FirstParagraph"/>
+        <w:numPr>
+          <w:ilvl w:val="0"/>
+          <w:numId w:val="1006"/>
+        </w:numPr>
+        <w:pStyle w:val="Compact"/>
       </w:pPr>
       <w:r>
-        <w:t xml:space="preserve">Methoden beschreiben Verhalten.</w:t>
-      </w:r>
-    </w:p>
-    <w:bookmarkEnd w:id="27"/>
-    <w:bookmarkStart w:id="28" w:name="folie-9"/>
-    <w:p>
-      <w:pPr>
-        <w:pStyle w:val="Heading2"/>
-      </w:pPr>
-      <w:r>
-        <w:t xml:space="preserve">Folie 9</w:t>
+        <w:t xml:space="preserve">Methoden können Attributwerte verändern</w:t>
       </w:r>
     </w:p>
     <w:p>
       <w:pPr>
-        <w:pStyle w:val="FirstParagraph"/>
+        <w:numPr>
+          <w:ilvl w:val="0"/>
+          <w:numId w:val="1006"/>
+        </w:numPr>
+        <w:pStyle w:val="Compact"/>
       </w:pPr>
       <w:r>
-        <w:t xml:space="preserve">Beispiel Lampe:</w:t>
+        <w:t xml:space="preserve">Beispiele:</w:t>
       </w:r>
       <w:r>
         <w:t xml:space="preserve"> </w:t>
@@ -228,10 +377,7 @@
         <w:t xml:space="preserve">einschalten()</w:t>
       </w:r>
       <w:r>
-        <w:t xml:space="preserve"> </w:t>
-      </w:r>
-      <w:r>
-        <w:t xml:space="preserve">verändert</w:t>
+        <w:t xml:space="preserve">,</w:t>
       </w:r>
       <w:r>
         <w:t xml:space="preserve"> </w:t>
@@ -240,20 +386,105 @@
         <w:rPr>
           <w:rStyle w:val="VerbatimChar"/>
         </w:rPr>
-        <w:t xml:space="preserve">eingeschaltet</w:t>
+        <w:t xml:space="preserve">schalten()</w:t>
       </w:r>
       <w:r>
-        <w:t xml:space="preserve">.</w:t>
+        <w:t xml:space="preserve">,</w:t>
+      </w:r>
+      <w:r>
+        <w:t xml:space="preserve"> </w:t>
+      </w:r>
+      <w:r>
+        <w:rPr>
+          <w:rStyle w:val="VerbatimChar"/>
+        </w:rPr>
+        <w:t xml:space="preserve">bremsen()</w:t>
+      </w:r>
+    </w:p>
+    <w:bookmarkEnd w:id="26"/>
+    <w:bookmarkStart w:id="27" w:name="Xfb0c19512cce85cd1bcb50437e5ec394a18bb85"/>
+    <w:p>
+      <w:pPr>
+        <w:pStyle w:val="Heading2"/>
+      </w:pPr>
+      <w:r>
+        <w:t xml:space="preserve">Folie 8 – Definition und Ausführung unterscheiden</w:t>
+      </w:r>
+    </w:p>
+    <w:p>
+      <w:pPr>
+        <w:numPr>
+          <w:ilvl w:val="0"/>
+          <w:numId w:val="1007"/>
+        </w:numPr>
+        <w:pStyle w:val="Compact"/>
+      </w:pPr>
+      <w:r>
+        <w:t xml:space="preserve">eine Methode beschreibt einen Ablauf</w:t>
+      </w:r>
+    </w:p>
+    <w:p>
+      <w:pPr>
+        <w:numPr>
+          <w:ilvl w:val="0"/>
+          <w:numId w:val="1007"/>
+        </w:numPr>
+        <w:pStyle w:val="Compact"/>
+      </w:pPr>
+      <w:r>
+        <w:t xml:space="preserve">ausgeführt wird sie erst beim Aufruf</w:t>
+      </w:r>
+    </w:p>
+    <w:p>
+      <w:pPr>
+        <w:numPr>
+          <w:ilvl w:val="0"/>
+          <w:numId w:val="1007"/>
+        </w:numPr>
+        <w:pStyle w:val="Compact"/>
+      </w:pPr>
+      <w:r>
+        <w:t xml:space="preserve">eine Definition wird nicht automatisch ausgeführt, nur weil sie im Programm oben steht</w:t>
+      </w:r>
+    </w:p>
+    <w:p>
+      <w:pPr>
+        <w:numPr>
+          <w:ilvl w:val="0"/>
+          <w:numId w:val="1007"/>
+        </w:numPr>
+        <w:pStyle w:val="Compact"/>
+      </w:pPr>
+      <w:r>
+        <w:t xml:space="preserve">einmal definieren, mehrfach aufrufen</w:t>
+      </w:r>
+    </w:p>
+    <w:bookmarkEnd w:id="27"/>
+    <w:bookmarkStart w:id="28" w:name="folie-9-objektkarte-erstellen"/>
+    <w:p>
+      <w:pPr>
+        <w:pStyle w:val="Heading2"/>
+      </w:pPr>
+      <w:r>
+        <w:t xml:space="preserve">Folie 9 – Objektkarte erstellen</w:t>
+      </w:r>
+    </w:p>
+    <w:p>
+      <w:pPr>
+        <w:pStyle w:val="FirstParagraph"/>
+      </w:pPr>
+      <w:r>
+        <w:t xml:space="preserve">Partneraufgabe: Klasse, Attribute, Attributwerte und Methoden eines Alltagsobjekts bestimmen.</w:t>
       </w:r>
     </w:p>
     <w:bookmarkEnd w:id="28"/>
-    <w:bookmarkStart w:id="29" w:name="folie-10"/>
+    <w:bookmarkStart w:id="29" w:name="folie-10-brücke-zu-algorithmen"/>
     <w:p>
       <w:pPr>
         <w:pStyle w:val="Heading2"/>
       </w:pPr>
       <w:r>
-        <w:t xml:space="preserve">Folie 10</w:t>
+        <w:t xml:space="preserve">Folie 10 – Brücke zu Algorithmen</w:t>
       </w:r>
     </w:p>
     <w:p>
@@ -261,17 +492,17 @@
         <w:pStyle w:val="FirstParagraph"/>
       </w:pPr>
       <w:r>
-        <w:t xml:space="preserve">Partneraufgabe: Objektkarte erstellen.</w:t>
+        <w:t xml:space="preserve">Eine Methode benötigt einen eindeutigen Ablauf aus einzelnen Anweisungen.</w:t>
       </w:r>
     </w:p>
     <w:bookmarkEnd w:id="29"/>
-    <w:bookmarkStart w:id="30" w:name="folie-11"/>
+    <w:bookmarkStart w:id="30" w:name="folie-11-sicherung"/>
     <w:p>
       <w:pPr>
         <w:pStyle w:val="Heading2"/>
       </w:pPr>
       <w:r>
-        <w:t xml:space="preserve">Folie 11</w:t>
+        <w:t xml:space="preserve">Folie 11 – Sicherung</w:t>
       </w:r>
     </w:p>
     <w:p>
@@ -279,25 +510,41 @@
         <w:pStyle w:val="FirstParagraph"/>
       </w:pPr>
       <w:r>
-        <w:t xml:space="preserve">Brücke zu Algorithmen: Eine Methode benötigt einen eindeutigen Ablauf.</w:t>
+        <w:t xml:space="preserve">Begriffe: Objekt, Klasse, Attribut, Attributwert, Methode, Zustand.</w:t>
       </w:r>
     </w:p>
     <w:bookmarkEnd w:id="30"/>
-    <w:bookmarkStart w:id="31" w:name="folie-12"/>
+    <w:bookmarkStart w:id="31" w:name="quellen"/>
     <w:p>
       <w:pPr>
         <w:pStyle w:val="Heading2"/>
       </w:pPr>
       <w:r>
-        <w:t xml:space="preserve">Folie 12</w:t>
+        <w:t xml:space="preserve">Quellen</w:t>
       </w:r>
     </w:p>
     <w:p>
       <w:pPr>
-        <w:pStyle w:val="FirstParagraph"/>
+        <w:numPr>
+          <w:ilvl w:val="0"/>
+          <w:numId w:val="1008"/>
+        </w:numPr>
+        <w:pStyle w:val="Compact"/>
       </w:pPr>
       <w:r>
-        <w:t xml:space="preserve">Sicherung der sechs Begriffe: Objekt, Klasse, Attribut, Wert, Methode, Zustand.</w:t>
+        <w:t xml:space="preserve">Sächsischer Lehrplan Oberschule Informatik, Klassenstufe 8: https://www.schulportal.sachsen.de/lplandb/lehrplan/514</w:t>
+      </w:r>
+    </w:p>
+    <w:p>
+      <w:pPr>
+        <w:numPr>
+          <w:ilvl w:val="0"/>
+          <w:numId w:val="1008"/>
+        </w:numPr>
+        <w:pStyle w:val="Compact"/>
+      </w:pPr>
+      <w:r>
+        <w:t xml:space="preserve">Grafiken und Beispiele: eigene didaktische Darstellung.</w:t>
       </w:r>
     </w:p>
     <w:bookmarkEnd w:id="31"/>
@@ -332,7 +579,7 @@
       <w:rPr>
         <w:sz w:val="16"/>
       </w:rPr>
-      <w:t>Unterrichtsmaterial Oberschule Sachsen · Version v0.4.0-410-g8744ce6-dirty · Build 17.08.2026</w:t>
+      <w:t>Unterrichtsmaterial Oberschule Sachsen · Version v0.4.0-444-gad95bb4-dirty · Build 18.08.2026</w:t>
     </w:r>
   </w:p>
 </w:ftr>
@@ -636,6 +883,82 @@
     <w:lvl w:ilvl="8">
       <w:numFmt w:val="bullet"/>
       <w:lvlText w:val=" "/>
+      <w:lvlJc w:val="left"/>
+      <w:pPr>
+        <w:ind w:left="6480" w:hanging="480"/>
+      </w:pPr>
+    </w:lvl>
+  </w:abstractNum>
+  <w:abstractNum w:abstractNumId="991">
+    <w:nsid w:val="A991"/>
+    <w:multiLevelType w:val="multilevel"/>
+    <w:lvl w:ilvl="0">
+      <w:numFmt w:val="bullet"/>
+      <w:lvlText w:val="•"/>
+      <w:lvlJc w:val="left"/>
+      <w:pPr>
+        <w:ind w:left="720" w:hanging="480"/>
+      </w:pPr>
+    </w:lvl>
+    <w:lvl w:ilvl="1">
+      <w:numFmt w:val="bullet"/>
+      <w:lvlText w:val="–"/>
+      <w:lvlJc w:val="left"/>
+      <w:pPr>
+        <w:ind w:left="1440" w:hanging="480"/>
+      </w:pPr>
+    </w:lvl>
+    <w:lvl w:ilvl="2">
+      <w:numFmt w:val="bullet"/>
+      <w:lvlText w:val="•"/>
+      <w:lvlJc w:val="left"/>
+      <w:pPr>
+        <w:ind w:left="2160" w:hanging="480"/>
+      </w:pPr>
+    </w:lvl>
+    <w:lvl w:ilvl="3">
+      <w:numFmt w:val="bullet"/>
+      <w:lvlText w:val="–"/>
+      <w:lvlJc w:val="left"/>
+      <w:pPr>
+        <w:ind w:left="2880" w:hanging="480"/>
+      </w:pPr>
+    </w:lvl>
+    <w:lvl w:ilvl="4">
+      <w:numFmt w:val="bullet"/>
+      <w:lvlText w:val="•"/>
+      <w:lvlJc w:val="left"/>
+      <w:pPr>
+        <w:ind w:left="3600" w:hanging="480"/>
+      </w:pPr>
+    </w:lvl>
+    <w:lvl w:ilvl="5">
+      <w:numFmt w:val="bullet"/>
+      <w:lvlText w:val="–"/>
+      <w:lvlJc w:val="left"/>
+      <w:pPr>
+        <w:ind w:left="4320" w:hanging="480"/>
+      </w:pPr>
+    </w:lvl>
+    <w:lvl w:ilvl="6">
+      <w:numFmt w:val="bullet"/>
+      <w:lvlText w:val="•"/>
+      <w:lvlJc w:val="left"/>
+      <w:pPr>
+        <w:ind w:left="5040" w:hanging="480"/>
+      </w:pPr>
+    </w:lvl>
+    <w:lvl w:ilvl="7">
+      <w:numFmt w:val="bullet"/>
+      <w:lvlText w:val="–"/>
+      <w:lvlJc w:val="left"/>
+      <w:pPr>
+        <w:ind w:left="5760" w:hanging="480"/>
+      </w:pPr>
+    </w:lvl>
+    <w:lvl w:ilvl="8">
+      <w:numFmt w:val="bullet"/>
+      <w:lvlText w:val="•"/>
       <w:lvlJc w:val="left"/>
       <w:pPr>
         <w:ind w:left="6480" w:hanging="480"/>
@@ -671,6 +994,30 @@
   </w:num>
   <w:num w:numId="1000">
     <w:abstractNumId w:val="990"/>
+  </w:num>
+  <w:num w:numId="1001">
+    <w:abstractNumId w:val="991"/>
+  </w:num>
+  <w:num w:numId="1002">
+    <w:abstractNumId w:val="991"/>
+  </w:num>
+  <w:num w:numId="1003">
+    <w:abstractNumId w:val="991"/>
+  </w:num>
+  <w:num w:numId="1004">
+    <w:abstractNumId w:val="991"/>
+  </w:num>
+  <w:num w:numId="1005">
+    <w:abstractNumId w:val="991"/>
+  </w:num>
+  <w:num w:numId="1006">
+    <w:abstractNumId w:val="991"/>
+  </w:num>
+  <w:num w:numId="1007">
+    <w:abstractNumId w:val="991"/>
+  </w:num>
+  <w:num w:numId="1008">
+    <w:abstractNumId w:val="991"/>
   </w:num>
 </w:numbering>
 </file>

--- a/Ausgabe/Klasse_8/01_Objektorientierte_Modellierung/05_Praesentationen.docx
+++ b/Ausgabe/Klasse_8/01_Objektorientierte_Modellierung/05_Praesentationen.docx
@@ -579,7 +579,7 @@
       <w:rPr>
         <w:sz w:val="16"/>
       </w:rPr>
-      <w:t>Unterrichtsmaterial Oberschule Sachsen · Version v0.4.0-444-gad95bb4-dirty · Build 18.08.2026</w:t>
+      <w:t>Unterrichtsmaterial Oberschule Sachsen · Version v0.4.0-459-gb11fd20-dirty · Build 18.08.2026</w:t>
     </w:r>
   </w:p>
 </w:ftr>

--- a/Ausgabe/Klasse_8/01_Objektorientierte_Modellierung/05_Praesentationen.docx
+++ b/Ausgabe/Klasse_8/01_Objektorientierte_Modellierung/05_Praesentationen.docx
@@ -579,7 +579,7 @@
       <w:rPr>
         <w:sz w:val="16"/>
       </w:rPr>
-      <w:t>Unterrichtsmaterial Oberschule Sachsen · Version v0.4.0-459-gb11fd20-dirty · Build 18.08.2026</w:t>
+      <w:t>Unterrichtsmaterial Oberschule Sachsen · Version v0.4.0-444-gad95bb4-dirty · Build 18.08.2026</w:t>
     </w:r>
   </w:p>
 </w:ftr>

--- a/Ausgabe/Klasse_8/01_Objektorientierte_Modellierung/05_Praesentationen.docx
+++ b/Ausgabe/Klasse_8/01_Objektorientierte_Modellierung/05_Praesentationen.docx
@@ -579,7 +579,7 @@
       <w:rPr>
         <w:sz w:val="16"/>
       </w:rPr>
-      <w:t>Unterrichtsmaterial Oberschule Sachsen · Version v0.4.0-444-gad95bb4-dirty · Build 18.08.2026</w:t>
+      <w:t>Unterrichtsmaterial Oberschule Sachsen · Version v0.4.0-489-gf58e499-dirty · Build 18.08.2026</w:t>
     </w:r>
   </w:p>
 </w:ftr>

--- a/Ausgabe/Klasse_8/01_Objektorientierte_Modellierung/05_Praesentationen.docx
+++ b/Ausgabe/Klasse_8/01_Objektorientierte_Modellierung/05_Praesentationen.docx
@@ -579,7 +579,7 @@
       <w:rPr>
         <w:sz w:val="16"/>
       </w:rPr>
-      <w:t>Unterrichtsmaterial Oberschule Sachsen · Version v0.4.0-444-gad95bb4-dirty · Build 18.08.2026</w:t>
+      <w:t>Unterrichtsmaterial Oberschule Sachsen · Version v0.4.0-490-g2532335-dirty · Build 18.08.2026</w:t>
     </w:r>
   </w:p>
 </w:ftr>

--- a/Ausgabe/Klasse_8/01_Objektorientierte_Modellierung/05_Praesentationen.docx
+++ b/Ausgabe/Klasse_8/01_Objektorientierte_Modellierung/05_Praesentationen.docx
@@ -579,7 +579,7 @@
       <w:rPr>
         <w:sz w:val="16"/>
       </w:rPr>
-      <w:t>Unterrichtsmaterial Oberschule Sachsen · Version v0.4.0-490-g2532335-dirty · Build 18.08.2026</w:t>
+      <w:t>Unterrichtsmaterial Oberschule Sachsen · Version v0.4.0-521-gfaabf71-dirty · Build 19.08.2026</w:t>
     </w:r>
   </w:p>
 </w:ftr>

--- a/Ausgabe/Klasse_8/01_Objektorientierte_Modellierung/05_Praesentationen.docx
+++ b/Ausgabe/Klasse_8/01_Objektorientierte_Modellierung/05_Praesentationen.docx
@@ -579,7 +579,7 @@
       <w:rPr>
         <w:sz w:val="16"/>
       </w:rPr>
-      <w:t>Unterrichtsmaterial Oberschule Sachsen · Version v0.4.0-490-g2532335-dirty · Build 18.08.2026</w:t>
+      <w:t>Unterrichtsmaterial Oberschule Sachsen · Version v0.4.0-521-g87c4bcc-dirty · Build 19.08.2026</w:t>
     </w:r>
   </w:p>
 </w:ftr>

--- a/Ausgabe/Klasse_8/01_Objektorientierte_Modellierung/05_Praesentationen.docx
+++ b/Ausgabe/Klasse_8/01_Objektorientierte_Modellierung/05_Praesentationen.docx
@@ -579,7 +579,7 @@
       <w:rPr>
         <w:sz w:val="16"/>
       </w:rPr>
-      <w:t>Unterrichtsmaterial Oberschule Sachsen · Version v0.4.0-521-g87c4bcc-dirty · Build 19.08.2026</w:t>
+      <w:t>Unterrichtsmaterial Oberschule Sachsen · Version v0.4.0-527-gca6ed1b-dirty · Build 19.08.2026</w:t>
     </w:r>
   </w:p>
 </w:ftr>

--- a/Ausgabe/Klasse_8/01_Objektorientierte_Modellierung/05_Praesentationen.docx
+++ b/Ausgabe/Klasse_8/01_Objektorientierte_Modellierung/05_Praesentationen.docx
@@ -579,7 +579,7 @@
       <w:rPr>
         <w:sz w:val="16"/>
       </w:rPr>
-      <w:t>Unterrichtsmaterial Oberschule Sachsen · Version v0.4.0-527-gca6ed1b-dirty · Build 19.08.2026</w:t>
+      <w:t>Unterrichtsmaterial Oberschule Sachsen · Version v0.4.0-530-gbb43ae4-dirty · Build 20.08.2026</w:t>
     </w:r>
   </w:p>
 </w:ftr>

--- a/Ausgabe/Klasse_8/01_Objektorientierte_Modellierung/05_Praesentationen.docx
+++ b/Ausgabe/Klasse_8/01_Objektorientierte_Modellierung/05_Praesentationen.docx
@@ -579,7 +579,7 @@
       <w:rPr>
         <w:sz w:val="16"/>
       </w:rPr>
-      <w:t>Unterrichtsmaterial Oberschule Sachsen · Version v0.4.0-530-gbb43ae4-dirty · Build 20.08.2026</w:t>
+      <w:t>Unterrichtsmaterial Oberschule Sachsen · Version v0.4.0-534-gc09a6c6-dirty · Build 20.08.2026</w:t>
     </w:r>
   </w:p>
 </w:ftr>
